--- a/cronicas_de_asterath_sacerdote.docx
+++ b/cronicas_de_asterath_sacerdote.docx
@@ -258,6 +258,7 @@
             <w:pPr>
               <w:pStyle w:val="Normal"/>
               <w:widowControl/>
+              <w:suppressAutoHyphens w:val="true"/>
               <w:spacing w:lineRule="auto" w:line="240" w:before="0" w:after="0"/>
               <w:jc w:val="left"/>
               <w:rPr>
@@ -291,6 +292,7 @@
             <w:pPr>
               <w:pStyle w:val="Normal"/>
               <w:widowControl/>
+              <w:suppressAutoHyphens w:val="true"/>
               <w:spacing w:lineRule="auto" w:line="240" w:before="0" w:after="0"/>
               <w:jc w:val="left"/>
               <w:rPr>
@@ -324,6 +326,7 @@
             <w:pPr>
               <w:pStyle w:val="Normal"/>
               <w:widowControl/>
+              <w:suppressAutoHyphens w:val="true"/>
               <w:spacing w:lineRule="auto" w:line="240" w:before="0" w:after="0"/>
               <w:jc w:val="left"/>
               <w:rPr>
@@ -359,6 +362,7 @@
             <w:pPr>
               <w:pStyle w:val="Normal"/>
               <w:widowControl/>
+              <w:suppressAutoHyphens w:val="true"/>
               <w:spacing w:lineRule="auto" w:line="240" w:before="0" w:after="0"/>
               <w:jc w:val="left"/>
               <w:rPr>
@@ -390,6 +394,7 @@
             <w:pPr>
               <w:pStyle w:val="Normal"/>
               <w:widowControl/>
+              <w:suppressAutoHyphens w:val="true"/>
               <w:spacing w:lineRule="auto" w:line="240" w:before="0" w:after="0"/>
               <w:jc w:val="left"/>
               <w:rPr>
@@ -418,6 +423,7 @@
             <w:pPr>
               <w:pStyle w:val="Normal"/>
               <w:widowControl/>
+              <w:suppressAutoHyphens w:val="true"/>
               <w:spacing w:lineRule="auto" w:line="240" w:before="0" w:after="0"/>
               <w:jc w:val="left"/>
               <w:rPr>
@@ -449,6 +455,7 @@
             <w:pPr>
               <w:pStyle w:val="Normal"/>
               <w:widowControl/>
+              <w:suppressAutoHyphens w:val="true"/>
               <w:spacing w:lineRule="auto" w:line="240" w:before="0" w:after="0"/>
               <w:jc w:val="left"/>
               <w:rPr>
@@ -480,6 +487,7 @@
             <w:pPr>
               <w:pStyle w:val="Normal"/>
               <w:widowControl/>
+              <w:suppressAutoHyphens w:val="true"/>
               <w:spacing w:lineRule="auto" w:line="240" w:before="0" w:after="0"/>
               <w:jc w:val="left"/>
               <w:rPr>
@@ -511,6 +519,7 @@
             <w:pPr>
               <w:pStyle w:val="Normal"/>
               <w:widowControl/>
+              <w:suppressAutoHyphens w:val="true"/>
               <w:spacing w:lineRule="auto" w:line="240" w:before="0" w:after="0"/>
               <w:jc w:val="left"/>
               <w:rPr>
@@ -542,6 +551,7 @@
             <w:pPr>
               <w:pStyle w:val="Normal"/>
               <w:widowControl/>
+              <w:suppressAutoHyphens w:val="true"/>
               <w:spacing w:lineRule="auto" w:line="240" w:before="0" w:after="0"/>
               <w:jc w:val="left"/>
               <w:rPr>
@@ -573,6 +583,7 @@
             <w:pPr>
               <w:pStyle w:val="Normal"/>
               <w:widowControl/>
+              <w:suppressAutoHyphens w:val="true"/>
               <w:spacing w:lineRule="auto" w:line="240" w:before="0" w:after="0"/>
               <w:jc w:val="left"/>
               <w:rPr>
@@ -601,6 +612,7 @@
             <w:pPr>
               <w:pStyle w:val="Normal"/>
               <w:widowControl/>
+              <w:suppressAutoHyphens w:val="true"/>
               <w:spacing w:lineRule="auto" w:line="240" w:before="0" w:after="0"/>
               <w:jc w:val="left"/>
               <w:rPr>
@@ -632,6 +644,7 @@
             <w:pPr>
               <w:pStyle w:val="Normal"/>
               <w:widowControl/>
+              <w:suppressAutoHyphens w:val="true"/>
               <w:spacing w:lineRule="auto" w:line="240" w:before="0" w:after="0"/>
               <w:jc w:val="left"/>
               <w:rPr>
@@ -663,6 +676,7 @@
             <w:pPr>
               <w:pStyle w:val="Normal"/>
               <w:widowControl/>
+              <w:suppressAutoHyphens w:val="true"/>
               <w:spacing w:lineRule="auto" w:line="240" w:before="0" w:after="0"/>
               <w:jc w:val="left"/>
               <w:rPr>
@@ -694,6 +708,7 @@
             <w:pPr>
               <w:pStyle w:val="Normal"/>
               <w:widowControl/>
+              <w:suppressAutoHyphens w:val="true"/>
               <w:spacing w:lineRule="auto" w:line="240" w:before="0" w:after="0"/>
               <w:jc w:val="left"/>
               <w:rPr>
@@ -725,6 +740,7 @@
             <w:pPr>
               <w:pStyle w:val="Normal"/>
               <w:widowControl/>
+              <w:suppressAutoHyphens w:val="true"/>
               <w:spacing w:lineRule="auto" w:line="240" w:before="0" w:after="0"/>
               <w:jc w:val="left"/>
               <w:rPr>
@@ -756,6 +772,7 @@
             <w:pPr>
               <w:pStyle w:val="Normal"/>
               <w:widowControl/>
+              <w:suppressAutoHyphens w:val="true"/>
               <w:spacing w:lineRule="auto" w:line="240" w:before="0" w:after="0"/>
               <w:jc w:val="left"/>
               <w:rPr>
@@ -784,6 +801,7 @@
             <w:pPr>
               <w:pStyle w:val="Normal"/>
               <w:widowControl/>
+              <w:suppressAutoHyphens w:val="true"/>
               <w:spacing w:lineRule="auto" w:line="240" w:before="0" w:after="0"/>
               <w:jc w:val="left"/>
               <w:rPr>
@@ -815,6 +833,7 @@
             <w:pPr>
               <w:pStyle w:val="Normal"/>
               <w:widowControl/>
+              <w:suppressAutoHyphens w:val="true"/>
               <w:spacing w:lineRule="auto" w:line="240" w:before="0" w:after="0"/>
               <w:jc w:val="left"/>
               <w:rPr>
@@ -846,6 +865,7 @@
             <w:pPr>
               <w:pStyle w:val="Normal"/>
               <w:widowControl/>
+              <w:suppressAutoHyphens w:val="true"/>
               <w:spacing w:lineRule="auto" w:line="240" w:before="0" w:after="0"/>
               <w:jc w:val="left"/>
               <w:rPr>
@@ -877,6 +897,7 @@
             <w:pPr>
               <w:pStyle w:val="Normal"/>
               <w:widowControl/>
+              <w:suppressAutoHyphens w:val="true"/>
               <w:spacing w:lineRule="auto" w:line="240" w:before="0" w:after="0"/>
               <w:jc w:val="left"/>
               <w:rPr>
@@ -908,6 +929,7 @@
             <w:pPr>
               <w:pStyle w:val="Normal"/>
               <w:widowControl/>
+              <w:suppressAutoHyphens w:val="true"/>
               <w:spacing w:lineRule="auto" w:line="240" w:before="0" w:after="0"/>
               <w:jc w:val="left"/>
               <w:rPr>
@@ -939,6 +961,7 @@
             <w:pPr>
               <w:pStyle w:val="Normal"/>
               <w:widowControl/>
+              <w:suppressAutoHyphens w:val="true"/>
               <w:spacing w:lineRule="auto" w:line="240" w:before="0" w:after="0"/>
               <w:jc w:val="left"/>
               <w:rPr>
@@ -967,6 +990,7 @@
             <w:pPr>
               <w:pStyle w:val="Normal"/>
               <w:widowControl/>
+              <w:suppressAutoHyphens w:val="true"/>
               <w:spacing w:lineRule="auto" w:line="240" w:before="0" w:after="0"/>
               <w:jc w:val="left"/>
               <w:rPr>
@@ -998,6 +1022,7 @@
             <w:pPr>
               <w:pStyle w:val="Normal"/>
               <w:widowControl/>
+              <w:suppressAutoHyphens w:val="true"/>
               <w:spacing w:lineRule="auto" w:line="240" w:before="0" w:after="0"/>
               <w:jc w:val="left"/>
               <w:rPr>
@@ -1029,6 +1054,7 @@
             <w:pPr>
               <w:pStyle w:val="Normal"/>
               <w:widowControl/>
+              <w:suppressAutoHyphens w:val="true"/>
               <w:spacing w:lineRule="auto" w:line="240" w:before="0" w:after="0"/>
               <w:jc w:val="left"/>
               <w:rPr>
@@ -1057,6 +1083,7 @@
             <w:pPr>
               <w:pStyle w:val="Normal"/>
               <w:widowControl/>
+              <w:suppressAutoHyphens w:val="true"/>
               <w:spacing w:lineRule="auto" w:line="240" w:before="0" w:after="0"/>
               <w:jc w:val="left"/>
               <w:rPr>
@@ -1088,6 +1115,7 @@
             <w:pPr>
               <w:pStyle w:val="Normal"/>
               <w:widowControl/>
+              <w:suppressAutoHyphens w:val="true"/>
               <w:spacing w:lineRule="auto" w:line="240" w:before="0" w:after="0"/>
               <w:jc w:val="left"/>
               <w:rPr>
@@ -1119,6 +1147,7 @@
             <w:pPr>
               <w:pStyle w:val="Normal"/>
               <w:widowControl/>
+              <w:suppressAutoHyphens w:val="true"/>
               <w:spacing w:lineRule="auto" w:line="240" w:before="0" w:after="0"/>
               <w:jc w:val="left"/>
               <w:rPr>
@@ -1150,6 +1179,7 @@
             <w:pPr>
               <w:pStyle w:val="Normal"/>
               <w:widowControl/>
+              <w:suppressAutoHyphens w:val="true"/>
               <w:spacing w:lineRule="auto" w:line="240" w:before="0" w:after="0"/>
               <w:jc w:val="left"/>
               <w:rPr>
@@ -1231,6 +1261,7 @@
             <w:pPr>
               <w:pStyle w:val="Normal"/>
               <w:widowControl/>
+              <w:suppressAutoHyphens w:val="true"/>
               <w:spacing w:lineRule="auto" w:line="240" w:before="0" w:after="0"/>
               <w:jc w:val="left"/>
               <w:rPr>
@@ -1264,6 +1295,7 @@
             <w:pPr>
               <w:pStyle w:val="Normal"/>
               <w:widowControl/>
+              <w:suppressAutoHyphens w:val="true"/>
               <w:spacing w:lineRule="auto" w:line="240" w:before="0" w:after="0"/>
               <w:jc w:val="left"/>
               <w:rPr>
@@ -1297,6 +1329,7 @@
             <w:pPr>
               <w:pStyle w:val="Normal"/>
               <w:widowControl/>
+              <w:suppressAutoHyphens w:val="true"/>
               <w:spacing w:lineRule="auto" w:line="240" w:before="0" w:after="0"/>
               <w:jc w:val="left"/>
               <w:rPr>
@@ -1332,6 +1365,7 @@
             <w:pPr>
               <w:pStyle w:val="Normal"/>
               <w:widowControl/>
+              <w:suppressAutoHyphens w:val="true"/>
               <w:spacing w:lineRule="auto" w:line="240" w:before="0" w:after="0"/>
               <w:jc w:val="left"/>
               <w:rPr>
@@ -1363,6 +1397,7 @@
             <w:pPr>
               <w:pStyle w:val="Normal"/>
               <w:widowControl/>
+              <w:suppressAutoHyphens w:val="true"/>
               <w:spacing w:lineRule="auto" w:line="240" w:before="0" w:after="0"/>
               <w:jc w:val="left"/>
               <w:rPr>
@@ -1394,6 +1429,7 @@
             <w:pPr>
               <w:pStyle w:val="Normal"/>
               <w:widowControl/>
+              <w:suppressAutoHyphens w:val="true"/>
               <w:spacing w:lineRule="auto" w:line="240" w:before="0" w:after="0"/>
               <w:jc w:val="left"/>
               <w:rPr>
@@ -1428,6 +1464,7 @@
             <w:pPr>
               <w:pStyle w:val="Normal"/>
               <w:widowControl/>
+              <w:suppressAutoHyphens w:val="true"/>
               <w:spacing w:lineRule="auto" w:line="240" w:before="0" w:after="0"/>
               <w:jc w:val="left"/>
               <w:rPr>
@@ -1459,6 +1496,7 @@
             <w:pPr>
               <w:pStyle w:val="Normal"/>
               <w:widowControl/>
+              <w:suppressAutoHyphens w:val="true"/>
               <w:spacing w:lineRule="auto" w:line="240" w:before="0" w:after="0"/>
               <w:jc w:val="left"/>
               <w:rPr>
@@ -1490,6 +1528,7 @@
             <w:pPr>
               <w:pStyle w:val="Normal"/>
               <w:widowControl/>
+              <w:suppressAutoHyphens w:val="true"/>
               <w:spacing w:lineRule="auto" w:line="240" w:before="0" w:after="0"/>
               <w:jc w:val="left"/>
               <w:rPr>
@@ -1521,6 +1560,7 @@
             <w:pPr>
               <w:pStyle w:val="Normal"/>
               <w:widowControl/>
+              <w:suppressAutoHyphens w:val="true"/>
               <w:spacing w:lineRule="auto" w:line="240" w:before="0" w:after="0"/>
               <w:jc w:val="left"/>
               <w:rPr>
@@ -1552,6 +1592,7 @@
             <w:pPr>
               <w:pStyle w:val="Normal"/>
               <w:widowControl/>
+              <w:suppressAutoHyphens w:val="true"/>
               <w:spacing w:lineRule="auto" w:line="240" w:before="0" w:after="0"/>
               <w:jc w:val="left"/>
               <w:rPr>
@@ -1583,6 +1624,7 @@
             <w:pPr>
               <w:pStyle w:val="Normal"/>
               <w:widowControl/>
+              <w:suppressAutoHyphens w:val="true"/>
               <w:spacing w:lineRule="auto" w:line="240" w:before="0" w:after="0"/>
               <w:jc w:val="left"/>
               <w:rPr>
@@ -1617,6 +1659,7 @@
             <w:pPr>
               <w:pStyle w:val="Normal"/>
               <w:widowControl/>
+              <w:suppressAutoHyphens w:val="true"/>
               <w:spacing w:lineRule="auto" w:line="240" w:before="0" w:after="0"/>
               <w:jc w:val="left"/>
               <w:rPr>
@@ -1648,6 +1691,7 @@
             <w:pPr>
               <w:pStyle w:val="Normal"/>
               <w:widowControl/>
+              <w:suppressAutoHyphens w:val="true"/>
               <w:spacing w:lineRule="auto" w:line="240" w:before="0" w:after="0"/>
               <w:jc w:val="left"/>
               <w:rPr>
@@ -1679,6 +1723,7 @@
             <w:pPr>
               <w:pStyle w:val="Normal"/>
               <w:widowControl/>
+              <w:suppressAutoHyphens w:val="true"/>
               <w:spacing w:lineRule="auto" w:line="240" w:before="0" w:after="0"/>
               <w:jc w:val="left"/>
               <w:rPr>
@@ -1710,6 +1755,7 @@
             <w:pPr>
               <w:pStyle w:val="Normal"/>
               <w:widowControl/>
+              <w:suppressAutoHyphens w:val="true"/>
               <w:spacing w:lineRule="auto" w:line="240" w:before="0" w:after="0"/>
               <w:jc w:val="left"/>
               <w:rPr>
@@ -1741,6 +1787,7 @@
             <w:pPr>
               <w:pStyle w:val="Normal"/>
               <w:widowControl/>
+              <w:suppressAutoHyphens w:val="true"/>
               <w:spacing w:lineRule="auto" w:line="240" w:before="0" w:after="0"/>
               <w:jc w:val="left"/>
               <w:rPr>
@@ -1772,6 +1819,7 @@
             <w:pPr>
               <w:pStyle w:val="Normal"/>
               <w:widowControl/>
+              <w:suppressAutoHyphens w:val="true"/>
               <w:spacing w:lineRule="auto" w:line="240" w:before="0" w:after="0"/>
               <w:jc w:val="left"/>
               <w:rPr>
@@ -2193,7 +2241,9 @@
         </w:rPr>
       </w:pPr>
       <w:r>
-        <w:rPr/>
+        <w:rPr>
+          <w:lang w:val="pt-BR"/>
+        </w:rPr>
       </w:r>
     </w:p>
     <w:p>
@@ -5803,27 +5853,76 @@
       </w:pPr>
       <w:r>
         <w:rPr>
+          <w:rStyle w:val="Strong"/>
+          <w:sz w:val="22"/>
+          <w:lang w:val="pt-BR"/>
+        </w:rPr>
+        <w:t>Força da Provação</w:t>
+      </w:r>
+      <w:r>
+        <w:rPr>
           <w:b/>
           <w:sz w:val="22"/>
           <w:lang w:val="pt-BR"/>
         </w:rPr>
-        <w:t>Competência Marcial Básica</w:t>
-      </w:r>
-    </w:p>
-    <w:p>
-      <w:pPr>
-        <w:pStyle w:val="Normal"/>
-        <w:spacing w:before="0" w:after="100"/>
-        <w:ind w:left="259"/>
-        <w:rPr>
-          <w:lang w:val="pt-BR"/>
-        </w:rPr>
-      </w:pPr>
-      <w:r>
-        <w:rPr>
-          <w:lang w:val="pt-BR"/>
-        </w:rPr>
-        <w:t>O sacerdote recebe treinamento marcial suficiente para lutar de forma funcional com armas e armadura pesada, sem assumir a versatilidade do Guerreiro.</w:t>
+        <w:br/>
+      </w:r>
+      <w:r>
+        <w:rPr>
+          <w:rFonts w:eastAsia="" w:cs="" w:cstheme="minorBidi" w:eastAsiaTheme="minorEastAsia"/>
+          <w:color w:val="auto"/>
+          <w:kern w:val="0"/>
+          <w:sz w:val="21"/>
+          <w:szCs w:val="22"/>
+          <w:lang w:val="pt-BR" w:eastAsia="en-US" w:bidi="ar-SA"/>
+        </w:rPr>
+        <w:t xml:space="preserve">Para fins de </w:t>
+      </w:r>
+      <w:r>
+        <w:rPr>
+          <w:rStyle w:val="Strong"/>
+          <w:rFonts w:eastAsia="" w:cs="" w:cstheme="minorBidi" w:eastAsiaTheme="minorEastAsia"/>
+          <w:color w:val="auto"/>
+          <w:kern w:val="0"/>
+          <w:sz w:val="21"/>
+          <w:szCs w:val="22"/>
+          <w:lang w:val="pt-BR" w:eastAsia="en-US" w:bidi="ar-SA"/>
+        </w:rPr>
+        <w:t>dano físico, capacidade de carga e requisitos de STR de armas e armaduras</w:t>
+      </w:r>
+      <w:r>
+        <w:rPr>
+          <w:rFonts w:eastAsia="" w:cs="" w:cstheme="minorBidi" w:eastAsiaTheme="minorEastAsia"/>
+          <w:color w:val="auto"/>
+          <w:kern w:val="0"/>
+          <w:sz w:val="21"/>
+          <w:szCs w:val="22"/>
+          <w:lang w:val="pt-BR" w:eastAsia="en-US" w:bidi="ar-SA"/>
+        </w:rPr>
+        <w:t xml:space="preserve">, considere sua STR </w:t>
+      </w:r>
+      <w:r>
+        <w:rPr>
+          <w:rStyle w:val="Strong"/>
+          <w:rFonts w:eastAsia="" w:cs="" w:cstheme="minorBidi" w:eastAsiaTheme="minorEastAsia"/>
+          <w:color w:val="auto"/>
+          <w:kern w:val="0"/>
+          <w:sz w:val="21"/>
+          <w:szCs w:val="22"/>
+          <w:lang w:val="pt-BR" w:eastAsia="en-US" w:bidi="ar-SA"/>
+        </w:rPr>
+        <w:t>2 pontos maior</w:t>
+      </w:r>
+      <w:r>
+        <w:rPr>
+          <w:rFonts w:eastAsia="" w:cs="" w:cstheme="minorBidi" w:eastAsiaTheme="minorEastAsia"/>
+          <w:color w:val="auto"/>
+          <w:kern w:val="0"/>
+          <w:sz w:val="21"/>
+          <w:szCs w:val="22"/>
+          <w:lang w:val="pt-BR" w:eastAsia="en-US" w:bidi="ar-SA"/>
+        </w:rPr>
+        <w:t xml:space="preserve">. </w:t>
       </w:r>
     </w:p>
     <w:p>
@@ -7877,6 +7976,7 @@
             <w:pPr>
               <w:pStyle w:val="Normal"/>
               <w:widowControl/>
+              <w:suppressAutoHyphens w:val="true"/>
               <w:spacing w:lineRule="auto" w:line="240" w:before="0" w:after="0"/>
               <w:jc w:val="left"/>
               <w:rPr>
@@ -7910,6 +8010,7 @@
             <w:pPr>
               <w:pStyle w:val="Normal"/>
               <w:widowControl/>
+              <w:suppressAutoHyphens w:val="true"/>
               <w:spacing w:lineRule="auto" w:line="240" w:before="0" w:after="0"/>
               <w:jc w:val="left"/>
               <w:rPr>
@@ -7945,6 +8046,7 @@
             <w:pPr>
               <w:pStyle w:val="Normal"/>
               <w:widowControl/>
+              <w:suppressAutoHyphens w:val="true"/>
               <w:spacing w:lineRule="auto" w:line="240" w:before="0" w:after="0"/>
               <w:jc w:val="left"/>
               <w:rPr>
@@ -7976,6 +8078,7 @@
             <w:pPr>
               <w:pStyle w:val="Normal"/>
               <w:widowControl/>
+              <w:suppressAutoHyphens w:val="true"/>
               <w:spacing w:lineRule="auto" w:line="240" w:before="0" w:after="0"/>
               <w:jc w:val="left"/>
               <w:rPr>
@@ -8010,6 +8113,7 @@
             <w:pPr>
               <w:pStyle w:val="Normal"/>
               <w:widowControl/>
+              <w:suppressAutoHyphens w:val="true"/>
               <w:spacing w:lineRule="auto" w:line="240" w:before="0" w:after="0"/>
               <w:jc w:val="left"/>
               <w:rPr>
@@ -8041,6 +8145,7 @@
             <w:pPr>
               <w:pStyle w:val="Normal"/>
               <w:widowControl/>
+              <w:suppressAutoHyphens w:val="true"/>
               <w:spacing w:lineRule="auto" w:line="240" w:before="0" w:after="0"/>
               <w:jc w:val="left"/>
               <w:rPr>
@@ -8075,6 +8180,7 @@
             <w:pPr>
               <w:pStyle w:val="Normal"/>
               <w:widowControl/>
+              <w:suppressAutoHyphens w:val="true"/>
               <w:spacing w:lineRule="auto" w:line="240" w:before="0" w:after="0"/>
               <w:jc w:val="left"/>
               <w:rPr>
@@ -8106,6 +8212,7 @@
             <w:pPr>
               <w:pStyle w:val="Normal"/>
               <w:widowControl/>
+              <w:suppressAutoHyphens w:val="true"/>
               <w:spacing w:lineRule="auto" w:line="240" w:before="0" w:after="0"/>
               <w:jc w:val="left"/>
               <w:rPr>
@@ -8140,6 +8247,7 @@
             <w:pPr>
               <w:pStyle w:val="Normal"/>
               <w:widowControl/>
+              <w:suppressAutoHyphens w:val="true"/>
               <w:spacing w:lineRule="auto" w:line="240" w:before="0" w:after="0"/>
               <w:jc w:val="left"/>
               <w:rPr>
@@ -8171,6 +8279,7 @@
             <w:pPr>
               <w:pStyle w:val="Normal"/>
               <w:widowControl/>
+              <w:suppressAutoHyphens w:val="true"/>
               <w:spacing w:lineRule="auto" w:line="240" w:before="0" w:after="0"/>
               <w:jc w:val="left"/>
               <w:rPr>
@@ -8205,6 +8314,7 @@
             <w:pPr>
               <w:pStyle w:val="Normal"/>
               <w:widowControl/>
+              <w:suppressAutoHyphens w:val="true"/>
               <w:spacing w:lineRule="auto" w:line="240" w:before="0" w:after="0"/>
               <w:jc w:val="left"/>
               <w:rPr>
@@ -8236,6 +8346,7 @@
             <w:pPr>
               <w:pStyle w:val="Normal"/>
               <w:widowControl/>
+              <w:suppressAutoHyphens w:val="true"/>
               <w:spacing w:lineRule="auto" w:line="240" w:before="0" w:after="0"/>
               <w:jc w:val="left"/>
               <w:rPr>
@@ -8270,6 +8381,7 @@
             <w:pPr>
               <w:pStyle w:val="Normal"/>
               <w:widowControl/>
+              <w:suppressAutoHyphens w:val="true"/>
               <w:spacing w:lineRule="auto" w:line="240" w:before="0" w:after="0"/>
               <w:jc w:val="left"/>
               <w:rPr>
@@ -8301,6 +8413,7 @@
             <w:pPr>
               <w:pStyle w:val="Normal"/>
               <w:widowControl/>
+              <w:suppressAutoHyphens w:val="true"/>
               <w:spacing w:lineRule="auto" w:line="240" w:before="0" w:after="0"/>
               <w:jc w:val="left"/>
               <w:rPr>
@@ -8335,6 +8448,7 @@
             <w:pPr>
               <w:pStyle w:val="Normal"/>
               <w:widowControl/>
+              <w:suppressAutoHyphens w:val="true"/>
               <w:spacing w:lineRule="auto" w:line="240" w:before="0" w:after="0"/>
               <w:jc w:val="left"/>
               <w:rPr>
@@ -8366,6 +8480,7 @@
             <w:pPr>
               <w:pStyle w:val="Normal"/>
               <w:widowControl/>
+              <w:suppressAutoHyphens w:val="true"/>
               <w:spacing w:lineRule="auto" w:line="240" w:before="0" w:after="0"/>
               <w:jc w:val="left"/>
               <w:rPr>
@@ -8499,6 +8614,7 @@
         </w:tabs>
         <w:ind w:left="1080" w:hanging="360"/>
       </w:pPr>
+      <w:rPr/>
     </w:lvl>
     <w:lvl w:ilvl="2">
       <w:start w:val="1"/>
@@ -8511,6 +8627,7 @@
         </w:tabs>
         <w:ind w:left="1440" w:hanging="360"/>
       </w:pPr>
+      <w:rPr/>
     </w:lvl>
     <w:lvl w:ilvl="3">
       <w:start w:val="1"/>
@@ -8523,6 +8640,7 @@
         </w:tabs>
         <w:ind w:left="1800" w:hanging="360"/>
       </w:pPr>
+      <w:rPr/>
     </w:lvl>
     <w:lvl w:ilvl="4">
       <w:start w:val="1"/>
@@ -8535,6 +8653,7 @@
         </w:tabs>
         <w:ind w:left="2160" w:hanging="360"/>
       </w:pPr>
+      <w:rPr/>
     </w:lvl>
     <w:lvl w:ilvl="5">
       <w:start w:val="1"/>
@@ -8547,6 +8666,7 @@
         </w:tabs>
         <w:ind w:left="2520" w:hanging="360"/>
       </w:pPr>
+      <w:rPr/>
     </w:lvl>
     <w:lvl w:ilvl="6">
       <w:start w:val="1"/>
@@ -8559,6 +8679,7 @@
         </w:tabs>
         <w:ind w:left="2880" w:hanging="360"/>
       </w:pPr>
+      <w:rPr/>
     </w:lvl>
     <w:lvl w:ilvl="7">
       <w:start w:val="1"/>
@@ -8571,6 +8692,7 @@
         </w:tabs>
         <w:ind w:left="3240" w:hanging="360"/>
       </w:pPr>
+      <w:rPr/>
     </w:lvl>
     <w:lvl w:ilvl="8">
       <w:start w:val="1"/>
@@ -8583,6 +8705,7 @@
         </w:tabs>
         <w:ind w:left="3600" w:hanging="360"/>
       </w:pPr>
+      <w:rPr/>
     </w:lvl>
   </w:abstractNum>
   <w:abstractNum w:abstractNumId="2">
@@ -8612,6 +8735,7 @@
         </w:tabs>
         <w:ind w:left="1080" w:hanging="360"/>
       </w:pPr>
+      <w:rPr/>
     </w:lvl>
     <w:lvl w:ilvl="2">
       <w:start w:val="1"/>
@@ -8624,6 +8748,7 @@
         </w:tabs>
         <w:ind w:left="1440" w:hanging="360"/>
       </w:pPr>
+      <w:rPr/>
     </w:lvl>
     <w:lvl w:ilvl="3">
       <w:start w:val="1"/>
@@ -8636,6 +8761,7 @@
         </w:tabs>
         <w:ind w:left="1800" w:hanging="360"/>
       </w:pPr>
+      <w:rPr/>
     </w:lvl>
     <w:lvl w:ilvl="4">
       <w:start w:val="1"/>
@@ -8648,6 +8774,7 @@
         </w:tabs>
         <w:ind w:left="2160" w:hanging="360"/>
       </w:pPr>
+      <w:rPr/>
     </w:lvl>
     <w:lvl w:ilvl="5">
       <w:start w:val="1"/>
@@ -8660,6 +8787,7 @@
         </w:tabs>
         <w:ind w:left="2520" w:hanging="360"/>
       </w:pPr>
+      <w:rPr/>
     </w:lvl>
     <w:lvl w:ilvl="6">
       <w:start w:val="1"/>
@@ -8672,6 +8800,7 @@
         </w:tabs>
         <w:ind w:left="2880" w:hanging="360"/>
       </w:pPr>
+      <w:rPr/>
     </w:lvl>
     <w:lvl w:ilvl="7">
       <w:start w:val="1"/>
@@ -8684,6 +8813,7 @@
         </w:tabs>
         <w:ind w:left="3240" w:hanging="360"/>
       </w:pPr>
+      <w:rPr/>
     </w:lvl>
     <w:lvl w:ilvl="8">
       <w:start w:val="1"/>
@@ -8696,6 +8826,7 @@
         </w:tabs>
         <w:ind w:left="3600" w:hanging="360"/>
       </w:pPr>
+      <w:rPr/>
     </w:lvl>
   </w:abstractNum>
   <w:abstractNum w:abstractNumId="3">
@@ -8725,6 +8856,7 @@
         </w:tabs>
         <w:ind w:left="1080" w:hanging="360"/>
       </w:pPr>
+      <w:rPr/>
     </w:lvl>
     <w:lvl w:ilvl="2">
       <w:start w:val="1"/>
@@ -8737,6 +8869,7 @@
         </w:tabs>
         <w:ind w:left="1440" w:hanging="360"/>
       </w:pPr>
+      <w:rPr/>
     </w:lvl>
     <w:lvl w:ilvl="3">
       <w:start w:val="1"/>
@@ -8749,6 +8882,7 @@
         </w:tabs>
         <w:ind w:left="1800" w:hanging="360"/>
       </w:pPr>
+      <w:rPr/>
     </w:lvl>
     <w:lvl w:ilvl="4">
       <w:start w:val="1"/>
@@ -8761,6 +8895,7 @@
         </w:tabs>
         <w:ind w:left="2160" w:hanging="360"/>
       </w:pPr>
+      <w:rPr/>
     </w:lvl>
     <w:lvl w:ilvl="5">
       <w:start w:val="1"/>
@@ -8773,6 +8908,7 @@
         </w:tabs>
         <w:ind w:left="2520" w:hanging="360"/>
       </w:pPr>
+      <w:rPr/>
     </w:lvl>
     <w:lvl w:ilvl="6">
       <w:start w:val="1"/>
@@ -8785,6 +8921,7 @@
         </w:tabs>
         <w:ind w:left="2880" w:hanging="360"/>
       </w:pPr>
+      <w:rPr/>
     </w:lvl>
     <w:lvl w:ilvl="7">
       <w:start w:val="1"/>
@@ -8797,6 +8934,7 @@
         </w:tabs>
         <w:ind w:left="3240" w:hanging="360"/>
       </w:pPr>
+      <w:rPr/>
     </w:lvl>
     <w:lvl w:ilvl="8">
       <w:start w:val="1"/>
@@ -8809,6 +8947,7 @@
         </w:tabs>
         <w:ind w:left="3600" w:hanging="360"/>
       </w:pPr>
+      <w:rPr/>
     </w:lvl>
   </w:abstractNum>
   <w:abstractNum w:abstractNumId="4">
@@ -8836,6 +8975,7 @@
         </w:tabs>
         <w:ind w:left="1080" w:hanging="360"/>
       </w:pPr>
+      <w:rPr/>
     </w:lvl>
     <w:lvl w:ilvl="2">
       <w:start w:val="1"/>
@@ -8848,6 +8988,7 @@
         </w:tabs>
         <w:ind w:left="1440" w:hanging="360"/>
       </w:pPr>
+      <w:rPr/>
     </w:lvl>
     <w:lvl w:ilvl="3">
       <w:start w:val="1"/>
@@ -8860,6 +9001,7 @@
         </w:tabs>
         <w:ind w:left="1800" w:hanging="360"/>
       </w:pPr>
+      <w:rPr/>
     </w:lvl>
     <w:lvl w:ilvl="4">
       <w:start w:val="1"/>
@@ -8872,6 +9014,7 @@
         </w:tabs>
         <w:ind w:left="2160" w:hanging="360"/>
       </w:pPr>
+      <w:rPr/>
     </w:lvl>
     <w:lvl w:ilvl="5">
       <w:start w:val="1"/>
@@ -8884,6 +9027,7 @@
         </w:tabs>
         <w:ind w:left="2520" w:hanging="360"/>
       </w:pPr>
+      <w:rPr/>
     </w:lvl>
     <w:lvl w:ilvl="6">
       <w:start w:val="1"/>
@@ -8896,6 +9040,7 @@
         </w:tabs>
         <w:ind w:left="2880" w:hanging="360"/>
       </w:pPr>
+      <w:rPr/>
     </w:lvl>
     <w:lvl w:ilvl="7">
       <w:start w:val="1"/>
@@ -8908,6 +9053,7 @@
         </w:tabs>
         <w:ind w:left="3240" w:hanging="360"/>
       </w:pPr>
+      <w:rPr/>
     </w:lvl>
     <w:lvl w:ilvl="8">
       <w:start w:val="1"/>
@@ -8920,6 +9066,7 @@
         </w:tabs>
         <w:ind w:left="3600" w:hanging="360"/>
       </w:pPr>
+      <w:rPr/>
     </w:lvl>
   </w:abstractNum>
   <w:abstractNum w:abstractNumId="5">
@@ -8947,6 +9094,7 @@
         </w:tabs>
         <w:ind w:left="1080" w:hanging="360"/>
       </w:pPr>
+      <w:rPr/>
     </w:lvl>
     <w:lvl w:ilvl="2">
       <w:start w:val="1"/>
@@ -8959,6 +9107,7 @@
         </w:tabs>
         <w:ind w:left="1440" w:hanging="360"/>
       </w:pPr>
+      <w:rPr/>
     </w:lvl>
     <w:lvl w:ilvl="3">
       <w:start w:val="1"/>
@@ -8971,6 +9120,7 @@
         </w:tabs>
         <w:ind w:left="1800" w:hanging="360"/>
       </w:pPr>
+      <w:rPr/>
     </w:lvl>
     <w:lvl w:ilvl="4">
       <w:start w:val="1"/>
@@ -8983,6 +9133,7 @@
         </w:tabs>
         <w:ind w:left="2160" w:hanging="360"/>
       </w:pPr>
+      <w:rPr/>
     </w:lvl>
     <w:lvl w:ilvl="5">
       <w:start w:val="1"/>
@@ -8995,6 +9146,7 @@
         </w:tabs>
         <w:ind w:left="2520" w:hanging="360"/>
       </w:pPr>
+      <w:rPr/>
     </w:lvl>
     <w:lvl w:ilvl="6">
       <w:start w:val="1"/>
@@ -9007,6 +9159,7 @@
         </w:tabs>
         <w:ind w:left="2880" w:hanging="360"/>
       </w:pPr>
+      <w:rPr/>
     </w:lvl>
     <w:lvl w:ilvl="7">
       <w:start w:val="1"/>
@@ -9019,6 +9172,7 @@
         </w:tabs>
         <w:ind w:left="3240" w:hanging="360"/>
       </w:pPr>
+      <w:rPr/>
     </w:lvl>
     <w:lvl w:ilvl="8">
       <w:start w:val="1"/>
@@ -9031,6 +9185,7 @@
         </w:tabs>
         <w:ind w:left="3600" w:hanging="360"/>
       </w:pPr>
+      <w:rPr/>
     </w:lvl>
   </w:abstractNum>
   <w:abstractNum w:abstractNumId="6">
@@ -9058,6 +9213,7 @@
         </w:tabs>
         <w:ind w:left="1080" w:hanging="360"/>
       </w:pPr>
+      <w:rPr/>
     </w:lvl>
     <w:lvl w:ilvl="2">
       <w:start w:val="1"/>
@@ -9070,6 +9226,7 @@
         </w:tabs>
         <w:ind w:left="1440" w:hanging="360"/>
       </w:pPr>
+      <w:rPr/>
     </w:lvl>
     <w:lvl w:ilvl="3">
       <w:start w:val="1"/>
@@ -9082,6 +9239,7 @@
         </w:tabs>
         <w:ind w:left="1800" w:hanging="360"/>
       </w:pPr>
+      <w:rPr/>
     </w:lvl>
     <w:lvl w:ilvl="4">
       <w:start w:val="1"/>
@@ -9094,6 +9252,7 @@
         </w:tabs>
         <w:ind w:left="2160" w:hanging="360"/>
       </w:pPr>
+      <w:rPr/>
     </w:lvl>
     <w:lvl w:ilvl="5">
       <w:start w:val="1"/>
@@ -9106,6 +9265,7 @@
         </w:tabs>
         <w:ind w:left="2520" w:hanging="360"/>
       </w:pPr>
+      <w:rPr/>
     </w:lvl>
     <w:lvl w:ilvl="6">
       <w:start w:val="1"/>
@@ -9118,6 +9278,7 @@
         </w:tabs>
         <w:ind w:left="2880" w:hanging="360"/>
       </w:pPr>
+      <w:rPr/>
     </w:lvl>
     <w:lvl w:ilvl="7">
       <w:start w:val="1"/>
@@ -9130,6 +9291,7 @@
         </w:tabs>
         <w:ind w:left="3240" w:hanging="360"/>
       </w:pPr>
+      <w:rPr/>
     </w:lvl>
     <w:lvl w:ilvl="8">
       <w:start w:val="1"/>
@@ -9142,6 +9304,7 @@
         </w:tabs>
         <w:ind w:left="3600" w:hanging="360"/>
       </w:pPr>
+      <w:rPr/>
     </w:lvl>
   </w:abstractNum>
   <w:abstractNum w:abstractNumId="7">
@@ -9730,7 +9893,7 @@
   <w:docDefaults>
     <w:rPrDefault>
       <w:rPr>
-        <w:rFonts w:ascii="Cambria" w:hAnsi="Cambria" w:eastAsia="ＭＳ 明朝" w:cs="" w:asciiTheme="minorHAnsi" w:cstheme="minorBidi" w:eastAsiaTheme="minorEastAsia" w:hAnsiTheme="minorHAnsi"/>
+        <w:rFonts w:ascii="Cambria" w:hAnsi="Cambria" w:eastAsia="" w:cs="" w:asciiTheme="minorHAnsi" w:cstheme="minorBidi" w:eastAsiaTheme="minorEastAsia" w:hAnsiTheme="minorHAnsi"/>
         <w:sz w:val="22"/>
         <w:szCs w:val="22"/>
         <w:lang w:val="en-US" w:eastAsia="en-US" w:bidi="ar-SA"/>
@@ -10112,12 +10275,13 @@
     <w:rsid w:val="00fc693f"/>
     <w:pPr>
       <w:widowControl/>
+      <w:suppressAutoHyphens w:val="true"/>
       <w:bidi w:val="0"/>
       <w:spacing w:lineRule="auto" w:line="276" w:before="0" w:after="200"/>
       <w:jc w:val="left"/>
     </w:pPr>
     <w:rPr>
-      <w:rFonts w:ascii="Aptos" w:hAnsi="Aptos" w:eastAsia="ＭＳ 明朝" w:cs="" w:cstheme="minorBidi" w:eastAsiaTheme="minorEastAsia"/>
+      <w:rFonts w:ascii="Aptos" w:hAnsi="Aptos" w:eastAsia="" w:cs="" w:cstheme="minorBidi" w:eastAsiaTheme="minorEastAsia"/>
       <w:color w:val="auto"/>
       <w:kern w:val="0"/>
       <w:sz w:val="21"/>
@@ -10140,7 +10304,7 @@
       <w:outlineLvl w:val="0"/>
     </w:pPr>
     <w:rPr>
-      <w:rFonts w:ascii="Calibri" w:hAnsi="Calibri" w:eastAsia="ＭＳ ゴシック" w:cs="" w:asciiTheme="majorHAnsi" w:cstheme="majorBidi" w:eastAsiaTheme="majorEastAsia" w:hAnsiTheme="majorHAnsi"/>
+      <w:rFonts w:ascii="Calibri" w:hAnsi="Calibri" w:eastAsia="" w:cs="" w:asciiTheme="majorHAnsi" w:cstheme="majorBidi" w:eastAsiaTheme="majorEastAsia" w:hAnsiTheme="majorHAnsi"/>
       <w:b/>
       <w:bCs/>
       <w:color w:themeColor="accent1" w:themeShade="bf" w:val="365F91"/>
@@ -10164,7 +10328,7 @@
       <w:outlineLvl w:val="1"/>
     </w:pPr>
     <w:rPr>
-      <w:rFonts w:ascii="Calibri" w:hAnsi="Calibri" w:eastAsia="ＭＳ ゴシック" w:cs="" w:asciiTheme="majorHAnsi" w:cstheme="majorBidi" w:eastAsiaTheme="majorEastAsia" w:hAnsiTheme="majorHAnsi"/>
+      <w:rFonts w:ascii="Calibri" w:hAnsi="Calibri" w:eastAsia="" w:cs="" w:asciiTheme="majorHAnsi" w:cstheme="majorBidi" w:eastAsiaTheme="majorEastAsia" w:hAnsiTheme="majorHAnsi"/>
       <w:b/>
       <w:bCs/>
       <w:color w:themeColor="accent1" w:val="4F81BD"/>
@@ -10188,7 +10352,7 @@
       <w:outlineLvl w:val="2"/>
     </w:pPr>
     <w:rPr>
-      <w:rFonts w:ascii="Calibri" w:hAnsi="Calibri" w:eastAsia="ＭＳ ゴシック" w:cs="" w:asciiTheme="majorHAnsi" w:cstheme="majorBidi" w:eastAsiaTheme="majorEastAsia" w:hAnsiTheme="majorHAnsi"/>
+      <w:rFonts w:ascii="Calibri" w:hAnsi="Calibri" w:eastAsia="" w:cs="" w:asciiTheme="majorHAnsi" w:cstheme="majorBidi" w:eastAsiaTheme="majorEastAsia" w:hAnsiTheme="majorHAnsi"/>
       <w:b/>
       <w:bCs/>
       <w:color w:themeColor="accent1" w:val="4F81BD"/>
@@ -10212,7 +10376,7 @@
       <w:outlineLvl w:val="3"/>
     </w:pPr>
     <w:rPr>
-      <w:rFonts w:ascii="Calibri" w:hAnsi="Calibri" w:eastAsia="ＭＳ ゴシック" w:cs="" w:asciiTheme="majorHAnsi" w:cstheme="majorBidi" w:eastAsiaTheme="majorEastAsia" w:hAnsiTheme="majorHAnsi"/>
+      <w:rFonts w:ascii="Calibri" w:hAnsi="Calibri" w:eastAsia="" w:cs="" w:asciiTheme="majorHAnsi" w:cstheme="majorBidi" w:eastAsiaTheme="majorEastAsia" w:hAnsiTheme="majorHAnsi"/>
       <w:b/>
       <w:bCs/>
       <w:i/>
@@ -10237,7 +10401,7 @@
       <w:outlineLvl w:val="4"/>
     </w:pPr>
     <w:rPr>
-      <w:rFonts w:ascii="Calibri" w:hAnsi="Calibri" w:eastAsia="ＭＳ ゴシック" w:cs="" w:asciiTheme="majorHAnsi" w:cstheme="majorBidi" w:eastAsiaTheme="majorEastAsia" w:hAnsiTheme="majorHAnsi"/>
+      <w:rFonts w:ascii="Calibri" w:hAnsi="Calibri" w:eastAsia="" w:cs="" w:asciiTheme="majorHAnsi" w:cstheme="majorBidi" w:eastAsiaTheme="majorEastAsia" w:hAnsiTheme="majorHAnsi"/>
       <w:color w:themeColor="accent1" w:themeShade="7f" w:val="243F60"/>
     </w:rPr>
   </w:style>
@@ -10258,7 +10422,7 @@
       <w:outlineLvl w:val="5"/>
     </w:pPr>
     <w:rPr>
-      <w:rFonts w:ascii="Calibri" w:hAnsi="Calibri" w:eastAsia="ＭＳ ゴシック" w:cs="" w:asciiTheme="majorHAnsi" w:cstheme="majorBidi" w:eastAsiaTheme="majorEastAsia" w:hAnsiTheme="majorHAnsi"/>
+      <w:rFonts w:ascii="Calibri" w:hAnsi="Calibri" w:eastAsia="" w:cs="" w:asciiTheme="majorHAnsi" w:cstheme="majorBidi" w:eastAsiaTheme="majorEastAsia" w:hAnsiTheme="majorHAnsi"/>
       <w:i/>
       <w:iCs/>
       <w:color w:themeColor="accent1" w:themeShade="7f" w:val="243F60"/>
@@ -10281,7 +10445,7 @@
       <w:outlineLvl w:val="6"/>
     </w:pPr>
     <w:rPr>
-      <w:rFonts w:ascii="Calibri" w:hAnsi="Calibri" w:eastAsia="ＭＳ ゴシック" w:cs="" w:asciiTheme="majorHAnsi" w:cstheme="majorBidi" w:eastAsiaTheme="majorEastAsia" w:hAnsiTheme="majorHAnsi"/>
+      <w:rFonts w:ascii="Calibri" w:hAnsi="Calibri" w:eastAsia="" w:cs="" w:asciiTheme="majorHAnsi" w:cstheme="majorBidi" w:eastAsiaTheme="majorEastAsia" w:hAnsiTheme="majorHAnsi"/>
       <w:i/>
       <w:iCs/>
       <w:color w:themeColor="text1" w:themeTint="bf" w:val="404040"/>
@@ -10304,7 +10468,7 @@
       <w:outlineLvl w:val="7"/>
     </w:pPr>
     <w:rPr>
-      <w:rFonts w:ascii="Calibri" w:hAnsi="Calibri" w:eastAsia="ＭＳ ゴシック" w:cs="" w:asciiTheme="majorHAnsi" w:cstheme="majorBidi" w:eastAsiaTheme="majorEastAsia" w:hAnsiTheme="majorHAnsi"/>
+      <w:rFonts w:ascii="Calibri" w:hAnsi="Calibri" w:eastAsia="" w:cs="" w:asciiTheme="majorHAnsi" w:cstheme="majorBidi" w:eastAsiaTheme="majorEastAsia" w:hAnsiTheme="majorHAnsi"/>
       <w:color w:themeColor="accent1" w:val="4F81BD"/>
       <w:sz w:val="20"/>
       <w:szCs w:val="20"/>
@@ -10327,7 +10491,7 @@
       <w:outlineLvl w:val="8"/>
     </w:pPr>
     <w:rPr>
-      <w:rFonts w:ascii="Calibri" w:hAnsi="Calibri" w:eastAsia="ＭＳ ゴシック" w:cs="" w:asciiTheme="majorHAnsi" w:cstheme="majorBidi" w:eastAsiaTheme="majorEastAsia" w:hAnsiTheme="majorHAnsi"/>
+      <w:rFonts w:ascii="Calibri" w:hAnsi="Calibri" w:eastAsia="" w:cs="" w:asciiTheme="majorHAnsi" w:cstheme="majorBidi" w:eastAsiaTheme="majorEastAsia" w:hAnsiTheme="majorHAnsi"/>
       <w:i/>
       <w:iCs/>
       <w:color w:themeColor="text1" w:themeTint="bf" w:val="404040"/>
@@ -10369,7 +10533,7 @@
     <w:qFormat/>
     <w:rsid w:val="00fc693f"/>
     <w:rPr>
-      <w:rFonts w:ascii="Calibri" w:hAnsi="Calibri" w:eastAsia="ＭＳ ゴシック" w:cs="" w:asciiTheme="majorHAnsi" w:cstheme="majorBidi" w:eastAsiaTheme="majorEastAsia" w:hAnsiTheme="majorHAnsi"/>
+      <w:rFonts w:ascii="Calibri" w:hAnsi="Calibri" w:eastAsia="" w:cs="" w:asciiTheme="majorHAnsi" w:cstheme="majorBidi" w:eastAsiaTheme="majorEastAsia" w:hAnsiTheme="majorHAnsi"/>
       <w:b/>
       <w:bCs/>
       <w:color w:themeColor="accent1" w:themeShade="bf" w:val="365F91"/>
@@ -10385,7 +10549,7 @@
     <w:qFormat/>
     <w:rsid w:val="00fc693f"/>
     <w:rPr>
-      <w:rFonts w:ascii="Calibri" w:hAnsi="Calibri" w:eastAsia="ＭＳ ゴシック" w:cs="" w:asciiTheme="majorHAnsi" w:cstheme="majorBidi" w:eastAsiaTheme="majorEastAsia" w:hAnsiTheme="majorHAnsi"/>
+      <w:rFonts w:ascii="Calibri" w:hAnsi="Calibri" w:eastAsia="" w:cs="" w:asciiTheme="majorHAnsi" w:cstheme="majorBidi" w:eastAsiaTheme="majorEastAsia" w:hAnsiTheme="majorHAnsi"/>
       <w:b/>
       <w:bCs/>
       <w:color w:themeColor="accent1" w:val="4F81BD"/>
@@ -10401,7 +10565,7 @@
     <w:qFormat/>
     <w:rsid w:val="00fc693f"/>
     <w:rPr>
-      <w:rFonts w:ascii="Calibri" w:hAnsi="Calibri" w:eastAsia="ＭＳ ゴシック" w:cs="" w:asciiTheme="majorHAnsi" w:cstheme="majorBidi" w:eastAsiaTheme="majorEastAsia" w:hAnsiTheme="majorHAnsi"/>
+      <w:rFonts w:ascii="Calibri" w:hAnsi="Calibri" w:eastAsia="" w:cs="" w:asciiTheme="majorHAnsi" w:cstheme="majorBidi" w:eastAsiaTheme="majorEastAsia" w:hAnsiTheme="majorHAnsi"/>
       <w:b/>
       <w:bCs/>
       <w:color w:themeColor="accent1" w:val="4F81BD"/>
@@ -10415,7 +10579,7 @@
     <w:qFormat/>
     <w:rsid w:val="00fc693f"/>
     <w:rPr>
-      <w:rFonts w:ascii="Calibri" w:hAnsi="Calibri" w:eastAsia="ＭＳ ゴシック" w:cs="" w:asciiTheme="majorHAnsi" w:cstheme="majorBidi" w:eastAsiaTheme="majorEastAsia" w:hAnsiTheme="majorHAnsi"/>
+      <w:rFonts w:ascii="Calibri" w:hAnsi="Calibri" w:eastAsia="" w:cs="" w:asciiTheme="majorHAnsi" w:cstheme="majorBidi" w:eastAsiaTheme="majorEastAsia" w:hAnsiTheme="majorHAnsi"/>
       <w:color w:themeColor="text2" w:themeShade="bf" w:val="17365D"/>
       <w:spacing w:val="5"/>
       <w:kern w:val="2"/>
@@ -10431,7 +10595,7 @@
     <w:qFormat/>
     <w:rsid w:val="00fc693f"/>
     <w:rPr>
-      <w:rFonts w:ascii="Calibri" w:hAnsi="Calibri" w:eastAsia="ＭＳ ゴシック" w:cs="" w:asciiTheme="majorHAnsi" w:cstheme="majorBidi" w:eastAsiaTheme="majorEastAsia" w:hAnsiTheme="majorHAnsi"/>
+      <w:rFonts w:ascii="Calibri" w:hAnsi="Calibri" w:eastAsia="" w:cs="" w:asciiTheme="majorHAnsi" w:cstheme="majorBidi" w:eastAsiaTheme="majorEastAsia" w:hAnsiTheme="majorHAnsi"/>
       <w:i/>
       <w:iCs/>
       <w:color w:themeColor="accent1" w:val="4F81BD"/>
@@ -10504,7 +10668,7 @@
     <w:qFormat/>
     <w:rsid w:val="00fc693f"/>
     <w:rPr>
-      <w:rFonts w:ascii="Calibri" w:hAnsi="Calibri" w:eastAsia="ＭＳ ゴシック" w:cs="" w:asciiTheme="majorHAnsi" w:cstheme="majorBidi" w:eastAsiaTheme="majorEastAsia" w:hAnsiTheme="majorHAnsi"/>
+      <w:rFonts w:ascii="Calibri" w:hAnsi="Calibri" w:eastAsia="" w:cs="" w:asciiTheme="majorHAnsi" w:cstheme="majorBidi" w:eastAsiaTheme="majorEastAsia" w:hAnsiTheme="majorHAnsi"/>
       <w:b/>
       <w:bCs/>
       <w:i/>
@@ -10521,7 +10685,7 @@
     <w:qFormat/>
     <w:rsid w:val="00fc693f"/>
     <w:rPr>
-      <w:rFonts w:ascii="Calibri" w:hAnsi="Calibri" w:eastAsia="ＭＳ ゴシック" w:cs="" w:asciiTheme="majorHAnsi" w:cstheme="majorBidi" w:eastAsiaTheme="majorEastAsia" w:hAnsiTheme="majorHAnsi"/>
+      <w:rFonts w:ascii="Calibri" w:hAnsi="Calibri" w:eastAsia="" w:cs="" w:asciiTheme="majorHAnsi" w:cstheme="majorBidi" w:eastAsiaTheme="majorEastAsia" w:hAnsiTheme="majorHAnsi"/>
       <w:color w:themeColor="accent1" w:themeShade="7f" w:val="243F60"/>
     </w:rPr>
   </w:style>
@@ -10534,7 +10698,7 @@
     <w:qFormat/>
     <w:rsid w:val="00fc693f"/>
     <w:rPr>
-      <w:rFonts w:ascii="Calibri" w:hAnsi="Calibri" w:eastAsia="ＭＳ ゴシック" w:cs="" w:asciiTheme="majorHAnsi" w:cstheme="majorBidi" w:eastAsiaTheme="majorEastAsia" w:hAnsiTheme="majorHAnsi"/>
+      <w:rFonts w:ascii="Calibri" w:hAnsi="Calibri" w:eastAsia="" w:cs="" w:asciiTheme="majorHAnsi" w:cstheme="majorBidi" w:eastAsiaTheme="majorEastAsia" w:hAnsiTheme="majorHAnsi"/>
       <w:i/>
       <w:iCs/>
       <w:color w:themeColor="accent1" w:themeShade="7f" w:val="243F60"/>
@@ -10549,7 +10713,7 @@
     <w:qFormat/>
     <w:rsid w:val="00fc693f"/>
     <w:rPr>
-      <w:rFonts w:ascii="Calibri" w:hAnsi="Calibri" w:eastAsia="ＭＳ ゴシック" w:cs="" w:asciiTheme="majorHAnsi" w:cstheme="majorBidi" w:eastAsiaTheme="majorEastAsia" w:hAnsiTheme="majorHAnsi"/>
+      <w:rFonts w:ascii="Calibri" w:hAnsi="Calibri" w:eastAsia="" w:cs="" w:asciiTheme="majorHAnsi" w:cstheme="majorBidi" w:eastAsiaTheme="majorEastAsia" w:hAnsiTheme="majorHAnsi"/>
       <w:i/>
       <w:iCs/>
       <w:color w:themeColor="text1" w:themeTint="bf" w:val="404040"/>
@@ -10564,7 +10728,7 @@
     <w:qFormat/>
     <w:rsid w:val="00fc693f"/>
     <w:rPr>
-      <w:rFonts w:ascii="Calibri" w:hAnsi="Calibri" w:eastAsia="ＭＳ ゴシック" w:cs="" w:asciiTheme="majorHAnsi" w:cstheme="majorBidi" w:eastAsiaTheme="majorEastAsia" w:hAnsiTheme="majorHAnsi"/>
+      <w:rFonts w:ascii="Calibri" w:hAnsi="Calibri" w:eastAsia="" w:cs="" w:asciiTheme="majorHAnsi" w:cstheme="majorBidi" w:eastAsiaTheme="majorEastAsia" w:hAnsiTheme="majorHAnsi"/>
       <w:color w:themeColor="accent1" w:val="4F81BD"/>
       <w:sz w:val="20"/>
       <w:szCs w:val="20"/>
@@ -10579,7 +10743,7 @@
     <w:qFormat/>
     <w:rsid w:val="00fc693f"/>
     <w:rPr>
-      <w:rFonts w:ascii="Calibri" w:hAnsi="Calibri" w:eastAsia="ＭＳ ゴシック" w:cs="" w:asciiTheme="majorHAnsi" w:cstheme="majorBidi" w:eastAsiaTheme="majorEastAsia" w:hAnsiTheme="majorHAnsi"/>
+      <w:rFonts w:ascii="Calibri" w:hAnsi="Calibri" w:eastAsia="" w:cs="" w:asciiTheme="majorHAnsi" w:cstheme="majorBidi" w:eastAsiaTheme="majorEastAsia" w:hAnsiTheme="majorHAnsi"/>
       <w:i/>
       <w:iCs/>
       <w:color w:themeColor="text1" w:themeTint="bf" w:val="404040"/>
@@ -10816,12 +10980,13 @@
     <w:rsid w:val="00fc693f"/>
     <w:pPr>
       <w:widowControl/>
+      <w:suppressAutoHyphens w:val="true"/>
       <w:bidi w:val="0"/>
       <w:spacing w:lineRule="auto" w:line="240" w:before="0" w:after="0"/>
       <w:jc w:val="left"/>
     </w:pPr>
     <w:rPr>
-      <w:rFonts w:ascii="Cambria" w:hAnsi="Cambria" w:eastAsia="ＭＳ 明朝" w:cs="" w:asciiTheme="minorHAnsi" w:cstheme="minorBidi" w:eastAsiaTheme="minorEastAsia" w:hAnsiTheme="minorHAnsi"/>
+      <w:rFonts w:ascii="Cambria" w:hAnsi="Cambria" w:eastAsia="" w:cs="" w:asciiTheme="minorHAnsi" w:cstheme="minorBidi" w:eastAsiaTheme="minorEastAsia" w:hAnsiTheme="minorHAnsi"/>
       <w:color w:val="auto"/>
       <w:kern w:val="0"/>
       <w:sz w:val="22"/>
@@ -10845,7 +11010,7 @@
       <w:contextualSpacing/>
     </w:pPr>
     <w:rPr>
-      <w:rFonts w:ascii="Calibri" w:hAnsi="Calibri" w:eastAsia="ＭＳ ゴシック" w:cs="" w:asciiTheme="majorHAnsi" w:cstheme="majorBidi" w:eastAsiaTheme="majorEastAsia" w:hAnsiTheme="majorHAnsi"/>
+      <w:rFonts w:ascii="Calibri" w:hAnsi="Calibri" w:eastAsia="" w:cs="" w:asciiTheme="majorHAnsi" w:cstheme="majorBidi" w:eastAsiaTheme="majorEastAsia" w:hAnsiTheme="majorHAnsi"/>
       <w:b/>
       <w:color w:themeColor="text2" w:themeShade="bf" w:val="17365D"/>
       <w:spacing w:val="5"/>
@@ -10864,7 +11029,7 @@
     <w:rsid w:val="00fc693f"/>
     <w:pPr/>
     <w:rPr>
-      <w:rFonts w:ascii="Calibri" w:hAnsi="Calibri" w:eastAsia="ＭＳ ゴシック" w:cs="" w:asciiTheme="majorHAnsi" w:cstheme="majorBidi" w:eastAsiaTheme="majorEastAsia" w:hAnsiTheme="majorHAnsi"/>
+      <w:rFonts w:ascii="Calibri" w:hAnsi="Calibri" w:eastAsia="" w:cs="" w:asciiTheme="majorHAnsi" w:cstheme="majorBidi" w:eastAsiaTheme="majorEastAsia" w:hAnsiTheme="majorHAnsi"/>
       <w:i/>
       <w:iCs/>
       <w:color w:themeColor="accent1" w:val="4F81BD"/>
@@ -11097,12 +11262,13 @@
         <w:tab w:val="left" w:pos="3456" w:leader="none"/>
         <w:tab w:val="left" w:pos="4032" w:leader="none"/>
       </w:tabs>
+      <w:suppressAutoHyphens w:val="true"/>
       <w:bidi w:val="0"/>
       <w:spacing w:lineRule="auto" w:line="276" w:before="0" w:after="200"/>
       <w:jc w:val="left"/>
     </w:pPr>
     <w:rPr>
-      <w:rFonts w:ascii="Courier" w:hAnsi="Courier" w:eastAsia="ＭＳ 明朝" w:cs="" w:cstheme="minorBidi" w:eastAsiaTheme="minorEastAsia"/>
+      <w:rFonts w:ascii="Courier" w:hAnsi="Courier" w:eastAsia="" w:cs="" w:cstheme="minorBidi" w:eastAsiaTheme="minorEastAsia"/>
       <w:color w:val="auto"/>
       <w:kern w:val="0"/>
       <w:sz w:val="20"/>
@@ -11173,12 +11339,13 @@
     <w:qFormat/>
     <w:pPr>
       <w:widowControl/>
+      <w:suppressAutoHyphens w:val="true"/>
       <w:bidi w:val="0"/>
       <w:spacing w:lineRule="auto" w:line="276" w:before="0" w:after="200"/>
       <w:jc w:val="left"/>
     </w:pPr>
     <w:rPr>
-      <w:rFonts w:ascii="Aptos" w:hAnsi="Aptos" w:eastAsia="ＭＳ 明朝" w:cs="" w:cstheme="minorBidi" w:eastAsiaTheme="minorEastAsia"/>
+      <w:rFonts w:ascii="Aptos" w:hAnsi="Aptos" w:eastAsia="" w:cs="" w:cstheme="minorBidi" w:eastAsiaTheme="minorEastAsia"/>
       <w:color w:val="auto"/>
       <w:kern w:val="0"/>
       <w:sz w:val="21"/>
@@ -11191,12 +11358,13 @@
     <w:qFormat/>
     <w:pPr>
       <w:widowControl/>
+      <w:suppressAutoHyphens w:val="true"/>
       <w:bidi w:val="0"/>
       <w:spacing w:lineRule="auto" w:line="276" w:before="0" w:after="200"/>
       <w:jc w:val="left"/>
     </w:pPr>
     <w:rPr>
-      <w:rFonts w:ascii="Aptos" w:hAnsi="Aptos" w:eastAsia="ＭＳ 明朝" w:cs="" w:cstheme="minorBidi" w:eastAsiaTheme="minorEastAsia"/>
+      <w:rFonts w:ascii="Aptos" w:hAnsi="Aptos" w:eastAsia="" w:cs="" w:cstheme="minorBidi" w:eastAsiaTheme="minorEastAsia"/>
       <w:i/>
       <w:color w:val="auto"/>
       <w:kern w:val="0"/>
@@ -11210,12 +11378,13 @@
     <w:qFormat/>
     <w:pPr>
       <w:widowControl/>
+      <w:suppressAutoHyphens w:val="true"/>
       <w:bidi w:val="0"/>
       <w:spacing w:lineRule="auto" w:line="276" w:before="0" w:after="200"/>
       <w:jc w:val="left"/>
     </w:pPr>
     <w:rPr>
-      <w:rFonts w:ascii="Aptos" w:hAnsi="Aptos" w:eastAsia="ＭＳ 明朝" w:cs="" w:cstheme="minorBidi" w:eastAsiaTheme="minorEastAsia"/>
+      <w:rFonts w:ascii="Aptos" w:hAnsi="Aptos" w:eastAsia="" w:cs="" w:cstheme="minorBidi" w:eastAsiaTheme="minorEastAsia"/>
       <w:color w:val="auto"/>
       <w:kern w:val="0"/>
       <w:sz w:val="18"/>
@@ -11228,12 +11397,13 @@
     <w:qFormat/>
     <w:pPr>
       <w:widowControl/>
+      <w:suppressAutoHyphens w:val="true"/>
       <w:bidi w:val="0"/>
       <w:spacing w:lineRule="auto" w:line="276" w:before="0" w:after="200"/>
       <w:jc w:val="left"/>
     </w:pPr>
     <w:rPr>
-      <w:rFonts w:ascii="Aptos" w:hAnsi="Aptos" w:eastAsia="ＭＳ 明朝" w:cs="" w:cstheme="minorBidi" w:eastAsiaTheme="minorEastAsia"/>
+      <w:rFonts w:ascii="Aptos" w:hAnsi="Aptos" w:eastAsia="" w:cs="" w:cstheme="minorBidi" w:eastAsiaTheme="minorEastAsia"/>
       <w:b/>
       <w:color w:val="auto"/>
       <w:kern w:val="0"/>
@@ -14227,7 +14397,6 @@
       <w:pPr>
         <w:spacing w:before="0" w:after="0" w:line="240" w:lineRule="auto"/>
       </w:pPr>
-      <w:rPr/>
       <w:tblPr/>
       <w:tcPr>
         <w:tcBorders>
@@ -14367,7 +14536,6 @@
       <w:pPr>
         <w:spacing w:before="0" w:after="0" w:line="240" w:lineRule="auto"/>
       </w:pPr>
-      <w:rPr/>
       <w:tblPr/>
       <w:tcPr>
         <w:tcBorders>
@@ -14507,7 +14675,6 @@
       <w:pPr>
         <w:spacing w:before="0" w:after="0" w:line="240" w:lineRule="auto"/>
       </w:pPr>
-      <w:rPr/>
       <w:tblPr/>
       <w:tcPr>
         <w:tcBorders>
@@ -14647,7 +14814,6 @@
       <w:pPr>
         <w:spacing w:before="0" w:after="0" w:line="240" w:lineRule="auto"/>
       </w:pPr>
-      <w:rPr/>
       <w:tblPr/>
       <w:tcPr>
         <w:tcBorders>
@@ -14787,7 +14953,6 @@
       <w:pPr>
         <w:spacing w:before="0" w:after="0" w:line="240" w:lineRule="auto"/>
       </w:pPr>
-      <w:rPr/>
       <w:tblPr/>
       <w:tcPr>
         <w:tcBorders>
@@ -14927,7 +15092,6 @@
       <w:pPr>
         <w:spacing w:before="0" w:after="0" w:line="240" w:lineRule="auto"/>
       </w:pPr>
-      <w:rPr/>
       <w:tblPr/>
       <w:tcPr>
         <w:tcBorders>
@@ -15067,7 +15231,6 @@
       <w:pPr>
         <w:spacing w:before="0" w:after="0" w:line="240" w:lineRule="auto"/>
       </w:pPr>
-      <w:rPr/>
       <w:tblPr/>
       <w:tcPr>
         <w:tcBorders>
